--- a/testflow/15_Bien_ban_thanh_ly_hop_dong.docx
+++ b/testflow/15_Bien_ban_thanh_ly_hop_dong.docx
@@ -476,7 +476,7 @@
           <w:iCs/>
           <w:lang w:val="en-US"/>
         </w:rPr>
-        <w:t xml:space="preserve">29/7/2026</w:t>
+        <w:t xml:space="preserve">Ngày 29 tháng 7 năm 2026</w:t>
       </w:r>
       <w:r>
         <w:rPr>
